--- a/a7/build/out/u3/A7 3.01  Question Bank Key.docx
+++ b/a7/build/out/u3/A7 3.01  Question Bank Key.docx
@@ -2722,7 +2722,7 @@
             <w:r>
               <w:drawing>
                 <wp:inline xmlns:a="http://schemas.openxmlformats.org/drawingml/2006/main" xmlns:pic="http://schemas.openxmlformats.org/drawingml/2006/picture">
-                  <wp:extent cx="192024" cy="143256"/>
+                  <wp:extent cx="198120" cy="137160"/>
                   <wp:docPr id="30" name="Picture 30"/>
                   <wp:cNvGraphicFramePr>
                     <a:graphicFrameLocks noChangeAspect="1"/>
@@ -2731,7 +2731,7 @@
                     <a:graphicData uri="http://schemas.openxmlformats.org/drawingml/2006/picture">
                       <pic:pic>
                         <pic:nvPicPr>
-                          <pic:cNvPr id="0" name="36eb275abf8bdb3a.png"/>
+                          <pic:cNvPr id="0" name="d1a647b1a5f57f18.png"/>
                           <pic:cNvPicPr/>
                         </pic:nvPicPr>
                         <pic:blipFill>
@@ -2743,7 +2743,7 @@
                         <pic:spPr>
                           <a:xfrm>
                             <a:off x="0" y="0"/>
-                            <a:ext cx="192024" cy="143256"/>
+                            <a:ext cx="198120" cy="137160"/>
                           </a:xfrm>
                           <a:prstGeom prst="rect"/>
                         </pic:spPr>
@@ -2840,7 +2840,7 @@
             <w:r>
               <w:drawing>
                 <wp:inline xmlns:a="http://schemas.openxmlformats.org/drawingml/2006/main" xmlns:pic="http://schemas.openxmlformats.org/drawingml/2006/picture">
-                  <wp:extent cx="198120" cy="137160"/>
+                  <wp:extent cx="192024" cy="143256"/>
                   <wp:docPr id="32" name="Picture 32"/>
                   <wp:cNvGraphicFramePr>
                     <a:graphicFrameLocks noChangeAspect="1"/>
@@ -2849,7 +2849,7 @@
                     <a:graphicData uri="http://schemas.openxmlformats.org/drawingml/2006/picture">
                       <pic:pic>
                         <pic:nvPicPr>
-                          <pic:cNvPr id="0" name="d1a647b1a5f57f18.png"/>
+                          <pic:cNvPr id="0" name="36eb275abf8bdb3a.png"/>
                           <pic:cNvPicPr/>
                         </pic:nvPicPr>
                         <pic:blipFill>
@@ -2861,7 +2861,7 @@
                         <pic:spPr>
                           <a:xfrm>
                             <a:off x="0" y="0"/>
-                            <a:ext cx="198120" cy="137160"/>
+                            <a:ext cx="192024" cy="143256"/>
                           </a:xfrm>
                           <a:prstGeom prst="rect"/>
                         </pic:spPr>
@@ -3039,7 +3039,7 @@
             <w:r>
               <w:drawing>
                 <wp:inline xmlns:a="http://schemas.openxmlformats.org/drawingml/2006/main" xmlns:pic="http://schemas.openxmlformats.org/drawingml/2006/picture">
-                  <wp:extent cx="381000" cy="140208"/>
+                  <wp:extent cx="134112" cy="140208"/>
                   <wp:docPr id="34" name="Picture 34"/>
                   <wp:cNvGraphicFramePr>
                     <a:graphicFrameLocks noChangeAspect="1"/>
@@ -3048,7 +3048,7 @@
                     <a:graphicData uri="http://schemas.openxmlformats.org/drawingml/2006/picture">
                       <pic:pic>
                         <pic:nvPicPr>
-                          <pic:cNvPr id="0" name="591c4f38f616a688.png"/>
+                          <pic:cNvPr id="0" name="54c7e5b269b4cc06.png"/>
                           <pic:cNvPicPr/>
                         </pic:nvPicPr>
                         <pic:blipFill>
@@ -3060,7 +3060,7 @@
                         <pic:spPr>
                           <a:xfrm>
                             <a:off x="0" y="0"/>
-                            <a:ext cx="381000" cy="140208"/>
+                            <a:ext cx="134112" cy="140208"/>
                           </a:xfrm>
                           <a:prstGeom prst="rect"/>
                         </pic:spPr>
@@ -3098,8 +3098,67 @@
             <w:r>
               <w:drawing>
                 <wp:inline xmlns:a="http://schemas.openxmlformats.org/drawingml/2006/main" xmlns:pic="http://schemas.openxmlformats.org/drawingml/2006/picture">
+                  <wp:extent cx="377952" cy="140208"/>
+                  <wp:docPr id="35" name="Picture 35"/>
+                  <wp:cNvGraphicFramePr>
+                    <a:graphicFrameLocks noChangeAspect="1"/>
+                  </wp:cNvGraphicFramePr>
+                  <a:graphic>
+                    <a:graphicData uri="http://schemas.openxmlformats.org/drawingml/2006/picture">
+                      <pic:pic>
+                        <pic:nvPicPr>
+                          <pic:cNvPr id="0" name="807f5c3a608bc0dd.png"/>
+                          <pic:cNvPicPr/>
+                        </pic:nvPicPr>
+                        <pic:blipFill>
+                          <a:blip r:embed="rId43"/>
+                          <a:stretch>
+                            <a:fillRect/>
+                          </a:stretch>
+                        </pic:blipFill>
+                        <pic:spPr>
+                          <a:xfrm>
+                            <a:off x="0" y="0"/>
+                            <a:ext cx="377952" cy="140208"/>
+                          </a:xfrm>
+                          <a:prstGeom prst="rect"/>
+                        </pic:spPr>
+                      </pic:pic>
+                    </a:graphicData>
+                  </a:graphic>
+                </wp:inline>
+              </w:drawing>
+            </w:r>
+          </w:p>
+          <w:p>
+            <w:pPr>
+              <w:spacing w:before="40" w:after="40"/>
+              <w:ind w:left="1300" w:hanging="380"/>
+            </w:pPr>
+            <w:r>
+              <w:rPr>
+                <w:rFonts w:ascii="FreeSerif" w:hAnsi="FreeSerif" w:eastAsia="FreeSerif"/>
+                <w:b w:val="0"/>
+                <w:i w:val="0"/>
+                <w:color w:val="9E1B32"/>
+                <w:sz w:val="22"/>
+              </w:rPr>
+              <w:t xml:space="preserve">☒   </w:t>
+            </w:r>
+            <w:r>
+              <w:rPr>
+                <w:b/>
+                <w:i w:val="0"/>
+                <w:color w:val="9E1B32"/>
+                <w:sz w:val="22"/>
+              </w:rPr>
+              <w:t xml:space="preserve">C.  </w:t>
+            </w:r>
+            <w:r>
+              <w:drawing>
+                <wp:inline xmlns:a="http://schemas.openxmlformats.org/drawingml/2006/main" xmlns:pic="http://schemas.openxmlformats.org/drawingml/2006/picture">
                   <wp:extent cx="310896" cy="170688"/>
-                  <wp:docPr id="35" name="Picture 35"/>
+                  <wp:docPr id="36" name="Picture 36"/>
                   <wp:cNvGraphicFramePr>
                     <a:graphicFrameLocks noChangeAspect="1"/>
                   </wp:cNvGraphicFramePr>
@@ -3111,7 +3170,66 @@
                           <pic:cNvPicPr/>
                         </pic:nvPicPr>
                         <pic:blipFill>
-                          <a:blip r:embed="rId43"/>
+                          <a:blip r:embed="rId44"/>
+                          <a:stretch>
+                            <a:fillRect/>
+                          </a:stretch>
+                        </pic:blipFill>
+                        <pic:spPr>
+                          <a:xfrm>
+                            <a:off x="0" y="0"/>
+                            <a:ext cx="310896" cy="170688"/>
+                          </a:xfrm>
+                          <a:prstGeom prst="rect"/>
+                        </pic:spPr>
+                      </pic:pic>
+                    </a:graphicData>
+                  </a:graphic>
+                </wp:inline>
+              </w:drawing>
+            </w:r>
+          </w:p>
+          <w:p>
+            <w:pPr>
+              <w:spacing w:before="40" w:after="40"/>
+              <w:ind w:left="1300" w:hanging="380"/>
+            </w:pPr>
+            <w:r>
+              <w:rPr>
+                <w:rFonts w:ascii="FreeSerif" w:hAnsi="FreeSerif" w:eastAsia="FreeSerif"/>
+                <w:b w:val="0"/>
+                <w:i w:val="0"/>
+                <w:color w:val="1A1A1A"/>
+                <w:sz w:val="22"/>
+              </w:rPr>
+              <w:t xml:space="preserve">☐   </w:t>
+            </w:r>
+            <w:r>
+              <w:rPr>
+                <w:b w:val="0"/>
+                <w:i w:val="0"/>
+                <w:color w:val="1A1A1A"/>
+                <w:sz w:val="22"/>
+              </w:rPr>
+              <w:t xml:space="preserve">D.  </w:t>
+            </w:r>
+            <w:r>
+              <w:drawing>
+                <wp:inline xmlns:a="http://schemas.openxmlformats.org/drawingml/2006/main" xmlns:pic="http://schemas.openxmlformats.org/drawingml/2006/picture">
+                  <wp:extent cx="310896" cy="170688"/>
+                  <wp:docPr id="37" name="Picture 37"/>
+                  <wp:cNvGraphicFramePr>
+                    <a:graphicFrameLocks noChangeAspect="1"/>
+                  </wp:cNvGraphicFramePr>
+                  <a:graphic>
+                    <a:graphicData uri="http://schemas.openxmlformats.org/drawingml/2006/picture">
+                      <pic:pic>
+                        <pic:nvPicPr>
+                          <pic:cNvPr id="0" name="634d77138e07f9c3.png"/>
+                          <pic:cNvPicPr/>
+                        </pic:nvPicPr>
+                        <pic:blipFill>
+                          <a:blip r:embed="rId45"/>
                           <a:stretch>
                             <a:fillRect/>
                           </a:stretch>
@@ -3152,130 +3270,12 @@
                 <w:color w:val="9E1B32"/>
                 <w:sz w:val="22"/>
               </w:rPr>
-              <w:t xml:space="preserve">C.  </w:t>
-            </w:r>
-            <w:r>
-              <w:drawing>
-                <wp:inline xmlns:a="http://schemas.openxmlformats.org/drawingml/2006/main" xmlns:pic="http://schemas.openxmlformats.org/drawingml/2006/picture">
-                  <wp:extent cx="377952" cy="140208"/>
-                  <wp:docPr id="36" name="Picture 36"/>
-                  <wp:cNvGraphicFramePr>
-                    <a:graphicFrameLocks noChangeAspect="1"/>
-                  </wp:cNvGraphicFramePr>
-                  <a:graphic>
-                    <a:graphicData uri="http://schemas.openxmlformats.org/drawingml/2006/picture">
-                      <pic:pic>
-                        <pic:nvPicPr>
-                          <pic:cNvPr id="0" name="807f5c3a608bc0dd.png"/>
-                          <pic:cNvPicPr/>
-                        </pic:nvPicPr>
-                        <pic:blipFill>
-                          <a:blip r:embed="rId44"/>
-                          <a:stretch>
-                            <a:fillRect/>
-                          </a:stretch>
-                        </pic:blipFill>
-                        <pic:spPr>
-                          <a:xfrm>
-                            <a:off x="0" y="0"/>
-                            <a:ext cx="377952" cy="140208"/>
-                          </a:xfrm>
-                          <a:prstGeom prst="rect"/>
-                        </pic:spPr>
-                      </pic:pic>
-                    </a:graphicData>
-                  </a:graphic>
-                </wp:inline>
-              </w:drawing>
-            </w:r>
-          </w:p>
-          <w:p>
-            <w:pPr>
-              <w:spacing w:before="40" w:after="40"/>
-              <w:ind w:left="1300" w:hanging="380"/>
-            </w:pPr>
-            <w:r>
-              <w:rPr>
-                <w:rFonts w:ascii="FreeSerif" w:hAnsi="FreeSerif" w:eastAsia="FreeSerif"/>
-                <w:b w:val="0"/>
-                <w:i w:val="0"/>
-                <w:color w:val="9E1B32"/>
-                <w:sz w:val="22"/>
-              </w:rPr>
-              <w:t xml:space="preserve">☒   </w:t>
-            </w:r>
-            <w:r>
-              <w:rPr>
-                <w:b/>
-                <w:i w:val="0"/>
-                <w:color w:val="9E1B32"/>
-                <w:sz w:val="22"/>
-              </w:rPr>
-              <w:t xml:space="preserve">D.  </w:t>
-            </w:r>
-            <w:r>
-              <w:drawing>
-                <wp:inline xmlns:a="http://schemas.openxmlformats.org/drawingml/2006/main" xmlns:pic="http://schemas.openxmlformats.org/drawingml/2006/picture">
-                  <wp:extent cx="134112" cy="140208"/>
-                  <wp:docPr id="37" name="Picture 37"/>
-                  <wp:cNvGraphicFramePr>
-                    <a:graphicFrameLocks noChangeAspect="1"/>
-                  </wp:cNvGraphicFramePr>
-                  <a:graphic>
-                    <a:graphicData uri="http://schemas.openxmlformats.org/drawingml/2006/picture">
-                      <pic:pic>
-                        <pic:nvPicPr>
-                          <pic:cNvPr id="0" name="54c7e5b269b4cc06.png"/>
-                          <pic:cNvPicPr/>
-                        </pic:nvPicPr>
-                        <pic:blipFill>
-                          <a:blip r:embed="rId45"/>
-                          <a:stretch>
-                            <a:fillRect/>
-                          </a:stretch>
-                        </pic:blipFill>
-                        <pic:spPr>
-                          <a:xfrm>
-                            <a:off x="0" y="0"/>
-                            <a:ext cx="134112" cy="140208"/>
-                          </a:xfrm>
-                          <a:prstGeom prst="rect"/>
-                        </pic:spPr>
-                      </pic:pic>
-                    </a:graphicData>
-                  </a:graphic>
-                </wp:inline>
-              </w:drawing>
-            </w:r>
-          </w:p>
-          <w:p>
-            <w:pPr>
-              <w:spacing w:before="40" w:after="40"/>
-              <w:ind w:left="1300" w:hanging="380"/>
-            </w:pPr>
-            <w:r>
-              <w:rPr>
-                <w:rFonts w:ascii="FreeSerif" w:hAnsi="FreeSerif" w:eastAsia="FreeSerif"/>
-                <w:b w:val="0"/>
-                <w:i w:val="0"/>
-                <w:color w:val="1A1A1A"/>
-                <w:sz w:val="22"/>
-              </w:rPr>
-              <w:t xml:space="preserve">☐   </w:t>
-            </w:r>
-            <w:r>
-              <w:rPr>
-                <w:b w:val="0"/>
-                <w:i w:val="0"/>
-                <w:color w:val="1A1A1A"/>
-                <w:sz w:val="22"/>
-              </w:rPr>
               <w:t xml:space="preserve">E.  </w:t>
             </w:r>
             <w:r>
               <w:drawing>
                 <wp:inline xmlns:a="http://schemas.openxmlformats.org/drawingml/2006/main" xmlns:pic="http://schemas.openxmlformats.org/drawingml/2006/picture">
-                  <wp:extent cx="377952" cy="140208"/>
+                  <wp:extent cx="381000" cy="140208"/>
                   <wp:docPr id="38" name="Picture 38"/>
                   <wp:cNvGraphicFramePr>
                     <a:graphicFrameLocks noChangeAspect="1"/>
@@ -3284,7 +3284,7 @@
                     <a:graphicData uri="http://schemas.openxmlformats.org/drawingml/2006/picture">
                       <pic:pic>
                         <pic:nvPicPr>
-                          <pic:cNvPr id="0" name="6c4fe62084cc40d6.png"/>
+                          <pic:cNvPr id="0" name="591c4f38f616a688.png"/>
                           <pic:cNvPicPr/>
                         </pic:nvPicPr>
                         <pic:blipFill>
@@ -3296,7 +3296,7 @@
                         <pic:spPr>
                           <a:xfrm>
                             <a:off x="0" y="0"/>
-                            <a:ext cx="377952" cy="140208"/>
+                            <a:ext cx="381000" cy="140208"/>
                           </a:xfrm>
                           <a:prstGeom prst="rect"/>
                         </pic:spPr>
@@ -3334,7 +3334,7 @@
             <w:r>
               <w:drawing>
                 <wp:inline xmlns:a="http://schemas.openxmlformats.org/drawingml/2006/main" xmlns:pic="http://schemas.openxmlformats.org/drawingml/2006/picture">
-                  <wp:extent cx="310896" cy="170688"/>
+                  <wp:extent cx="377952" cy="140208"/>
                   <wp:docPr id="39" name="Picture 39"/>
                   <wp:cNvGraphicFramePr>
                     <a:graphicFrameLocks noChangeAspect="1"/>
@@ -3343,7 +3343,7 @@
                     <a:graphicData uri="http://schemas.openxmlformats.org/drawingml/2006/picture">
                       <pic:pic>
                         <pic:nvPicPr>
-                          <pic:cNvPr id="0" name="634d77138e07f9c3.png"/>
+                          <pic:cNvPr id="0" name="6c4fe62084cc40d6.png"/>
                           <pic:cNvPicPr/>
                         </pic:nvPicPr>
                         <pic:blipFill>
@@ -3355,7 +3355,7 @@
                         <pic:spPr>
                           <a:xfrm>
                             <a:off x="0" y="0"/>
-                            <a:ext cx="310896" cy="170688"/>
+                            <a:ext cx="377952" cy="140208"/>
                           </a:xfrm>
                           <a:prstGeom prst="rect"/>
                         </pic:spPr>
@@ -3378,7 +3378,7 @@
                 <w:color w:val="9E1B32"/>
                 <w:sz w:val="22"/>
               </w:rPr>
-              <w:t>A, B, C and D</w:t>
+              <w:t>A, B, C and E</w:t>
             </w:r>
           </w:p>
           <w:p>
@@ -3393,26 +3393,7 @@
                 <w:color w:val="6B6B6B"/>
                 <w:sz w:val="19"/>
               </w:rPr>
-              <w:t>A: 2</w:t>
-            </w:r>
-            <w:r>
-              <w:rPr>
-                <w:b w:val="0"/>
-                <w:i/>
-                <w:color w:val="6B6B6B"/>
-                <w:sz w:val="19"/>
-                <w:vertAlign w:val="superscript"/>
-              </w:rPr>
-              <w:t>6</w:t>
-            </w:r>
-            <w:r>
-              <w:rPr>
-                <w:b w:val="0"/>
-                <w:i/>
-                <w:color w:val="6B6B6B"/>
-                <w:sz w:val="19"/>
-              </w:rPr>
-              <w:t>. B: 2</w:t>
+              <w:t>B: 2</w:t>
             </w:r>
             <w:r>
               <w:rPr>
@@ -3450,7 +3431,26 @@
                 <w:color w:val="6B6B6B"/>
                 <w:sz w:val="19"/>
               </w:rPr>
-              <w:t>. D: 4</w:t>
+              <w:t>. E: 2</w:t>
+            </w:r>
+            <w:r>
+              <w:rPr>
+                <w:b w:val="0"/>
+                <w:i/>
+                <w:color w:val="6B6B6B"/>
+                <w:sz w:val="19"/>
+                <w:vertAlign w:val="superscript"/>
+              </w:rPr>
+              <w:t>6</w:t>
+            </w:r>
+            <w:r>
+              <w:rPr>
+                <w:b w:val="0"/>
+                <w:i/>
+                <w:color w:val="6B6B6B"/>
+                <w:sz w:val="19"/>
+              </w:rPr>
+              <w:t>. A: 4</w:t>
             </w:r>
             <w:r>
               <w:rPr>
@@ -3488,7 +3488,7 @@
                 <w:color w:val="6B6B6B"/>
                 <w:sz w:val="19"/>
               </w:rPr>
-              <w:t xml:space="preserve"> — same value, different base, still equivalent. E is 2</w:t>
+              <w:t xml:space="preserve"> — same value, different base, still equivalent. D is 2</w:t>
             </w:r>
             <w:r>
               <w:rPr>
@@ -3498,7 +3498,7 @@
                 <w:sz w:val="19"/>
                 <w:vertAlign w:val="superscript"/>
               </w:rPr>
-              <w:t>5</w:t>
+              <w:t>8</w:t>
             </w:r>
             <w:r>
               <w:rPr>
@@ -3517,7 +3517,7 @@
                 <w:sz w:val="19"/>
                 <w:vertAlign w:val="superscript"/>
               </w:rPr>
-              <w:t>8</w:t>
+              <w:t>5</w:t>
             </w:r>
             <w:r>
               <w:rPr>
